--- a/public/templates/venda_casada_financiamento_veiculo.docx
+++ b/public/templates/venda_casada_financiamento_veiculo.docx
@@ -1088,7 +1088,7 @@
           <w:bCs/>
           <w:lang w:val="pt-BR"/>
         </w:rPr>
-        <w:t>HB20 Comfort Style 1.0</w:t>
+        <w:t>________</w:t>
       </w:r>
       <w:r>
         <w:rPr>
@@ -1104,7 +1104,7 @@
           <w:bCs/>
           <w:lang w:val="pt-BR"/>
         </w:rPr>
-        <w:t>2017/2017</w:t>
+        <w:t>________</w:t>
       </w:r>
       <w:r>
         <w:rPr>
